--- a/docs/Project_Architecture_and_Workflow_Guide_final.docx
+++ b/docs/Project_Architecture_and_Workflow_Guide_final.docx
@@ -570,7 +570,14 @@
         <w:rPr>
           <w:lang w:val="en-US"/>
         </w:rPr>
-        <w:t>7. How the System Decides What Matters</w:t>
+        <w:t>7.</w:t>
+      </w:r>
+      <w:bookmarkStart w:id="0" w:name="_GoBack"/>
+      <w:r>
+        <w:rPr>
+          <w:lang w:val="en-US"/>
+        </w:rPr>
+        <w:t xml:space="preserve"> How the System Decides What Matters</w:t>
       </w:r>
     </w:p>
     <w:p>
@@ -2250,6 +2257,7 @@
         </w:rPr>
         <w:t>Also out of scope: real smart-home hardware. Context signals such as presence, temperature, or audio events are scripted/synthetic for this project, not collected from real devices.</w:t>
       </w:r>
+      <w:bookmarkEnd w:id="0"/>
     </w:p>
     <w:p>
       <w:pPr>
@@ -2631,7 +2639,7 @@
     <w:lsdException w:uiPriority="39" w:name="toc 8"/>
     <w:lsdException w:uiPriority="39" w:name="toc 9"/>
     <w:lsdException w:uiPriority="99" w:name="Normal Indent"/>
-    <w:lsdException w:uiPriority="99" w:name="footnote text"/>
+    <w:lsdException w:qFormat="1" w:uiPriority="99" w:name="footnote text"/>
     <w:lsdException w:uiPriority="99" w:name="annotation text"/>
     <w:lsdException w:uiPriority="99" w:name="header"/>
     <w:lsdException w:uiPriority="99" w:name="footer"/>
@@ -2640,7 +2648,7 @@
     <w:lsdException w:uiPriority="99" w:name="table of figures"/>
     <w:lsdException w:uiPriority="99" w:name="envelope address"/>
     <w:lsdException w:uiPriority="99" w:name="envelope return"/>
-    <w:lsdException w:uiPriority="99" w:name="footnote reference"/>
+    <w:lsdException w:qFormat="1" w:uiPriority="99" w:name="footnote reference"/>
     <w:lsdException w:uiPriority="99" w:name="annotation reference"/>
     <w:lsdException w:uiPriority="99" w:name="line number"/>
     <w:lsdException w:uiPriority="99" w:name="page number"/>
@@ -2667,7 +2675,7 @@
     <w:lsdException w:qFormat="1" w:unhideWhenUsed="0" w:uiPriority="10" w:semiHidden="0" w:name="Title"/>
     <w:lsdException w:uiPriority="99" w:name="Closing"/>
     <w:lsdException w:uiPriority="99" w:name="Signature"/>
-    <w:lsdException w:uiPriority="1" w:name="Default Paragraph Font"/>
+    <w:lsdException w:qFormat="1" w:uiPriority="1" w:name="Default Paragraph Font"/>
     <w:lsdException w:uiPriority="99" w:name="Body Text"/>
     <w:lsdException w:uiPriority="99" w:name="Body Text Indent"/>
     <w:lsdException w:uiPriority="99" w:name="List Continue"/>
@@ -2687,7 +2695,7 @@
     <w:lsdException w:uiPriority="99" w:name="Body Text Indent 2"/>
     <w:lsdException w:uiPriority="99" w:name="Body Text Indent 3"/>
     <w:lsdException w:uiPriority="99" w:name="Block Text"/>
-    <w:lsdException w:uiPriority="99" w:semiHidden="0" w:name="Hyperlink"/>
+    <w:lsdException w:qFormat="1" w:uiPriority="99" w:semiHidden="0" w:name="Hyperlink"/>
     <w:lsdException w:uiPriority="99" w:name="FollowedHyperlink"/>
     <w:lsdException w:qFormat="1" w:unhideWhenUsed="0" w:uiPriority="22" w:semiHidden="0" w:name="Strong"/>
     <w:lsdException w:qFormat="1" w:unhideWhenUsed="0" w:uiPriority="20" w:semiHidden="0" w:name="Emphasis"/>
@@ -2705,7 +2713,7 @@
     <w:lsdException w:uiPriority="99" w:name="HTML Sample"/>
     <w:lsdException w:uiPriority="99" w:name="HTML Typewriter"/>
     <w:lsdException w:uiPriority="99" w:name="HTML Variable"/>
-    <w:lsdException w:uiPriority="99" w:name="Normal Table"/>
+    <w:lsdException w:qFormat="1" w:uiPriority="99" w:name="Normal Table"/>
     <w:lsdException w:uiPriority="99" w:name="annotation subject"/>
     <w:lsdException w:uiPriority="99" w:name="Balloon Text"/>
     <w:lsdException w:qFormat="1" w:unhideWhenUsed="0" w:uiPriority="0" w:semiHidden="0" w:name="List Paragraph"/>
@@ -2832,12 +2840,14 @@
     <w:name w:val="Default Paragraph Font"/>
     <w:semiHidden/>
     <w:unhideWhenUsed/>
+    <w:qFormat/>
     <w:uiPriority w:val="1"/>
   </w:style>
   <w:style w:type="table" w:default="1" w:styleId="15">
     <w:name w:val="Normal Table"/>
     <w:semiHidden/>
     <w:unhideWhenUsed/>
+    <w:qFormat/>
     <w:uiPriority w:val="99"/>
     <w:tblPr>
       <w:tblCellMar>
@@ -2851,6 +2861,7 @@
   <w:style w:type="character" w:styleId="9">
     <w:name w:val="Hyperlink"/>
     <w:unhideWhenUsed/>
+    <w:qFormat/>
     <w:uiPriority w:val="99"/>
     <w:rPr>
       <w:color w:val="0563C1"/>
@@ -2861,6 +2872,7 @@
     <w:name w:val="footnote reference"/>
     <w:semiHidden/>
     <w:unhideWhenUsed/>
+    <w:qFormat/>
     <w:uiPriority w:val="99"/>
     <w:rPr>
       <w:vertAlign w:val="superscript"/>
@@ -2893,6 +2905,7 @@
     <w:link w:val="18"/>
     <w:semiHidden/>
     <w:unhideWhenUsed/>
+    <w:qFormat/>
     <w:uiPriority w:val="99"/>
     <w:rPr>
       <w:rFonts w:ascii="Arial" w:hAnsi="Arial" w:eastAsia="Arial" w:cs="Arial"/>
@@ -2941,6 +2954,7 @@
     <w:link w:val="13"/>
     <w:semiHidden/>
     <w:unhideWhenUsed/>
+    <w:qFormat/>
     <w:uiPriority w:val="99"/>
     <w:rPr>
       <w:sz w:val="20"/>
@@ -2952,6 +2966,7 @@
     <w:link w:val="12"/>
     <w:semiHidden/>
     <w:unhideWhenUsed/>
+    <w:qFormat/>
     <w:uiPriority w:val="99"/>
     <w:rPr>
       <w:sz w:val="20"/>
